--- a/docs/files/Investor_Relations_Policy__Policy_2026-10.docx
+++ b/docs/files/Investor_Relations_Policy__Policy_2026-10.docx
@@ -19,7 +19,7 @@
               <a:graphicData uri="http://schemas.openxmlformats.org/drawingml/2006/picture">
                 <pic:pic>
                   <pic:nvPicPr>
-                    <pic:cNvPr id="0" name="tmpypdgc0oq.png"/>
+                    <pic:cNvPr id="0" name="tmpkda2b2t6.png"/>
                     <pic:cNvPicPr/>
                   </pic:nvPicPr>
                   <pic:blipFill>
@@ -55,7 +55,11 @@
     <w:p>
       <w:pPr>
         <w:keepNext/>
+        <w:tabs>
+          <w:tab w:pos="708" w:val="left"/>
+        </w:tabs>
         <w:spacing w:before="260" w:after="160"/>
+        <w:ind w:left="708" w:hanging="708"/>
       </w:pPr>
       <w:r>
         <w:rPr>
@@ -65,6 +69,8 @@
           <w:color w:val="1C4076"/>
           <w:sz w:val="28"/>
         </w:rPr>
+        <w:t>1.</w:t>
+        <w:tab/>
         <w:t>Introduction</w:t>
       </w:r>
     </w:p>
@@ -104,7 +110,11 @@
     <w:p>
       <w:pPr>
         <w:keepNext/>
+        <w:tabs>
+          <w:tab w:pos="708" w:val="left"/>
+        </w:tabs>
         <w:spacing w:before="260" w:after="160"/>
+        <w:ind w:left="708" w:hanging="708"/>
       </w:pPr>
       <w:r>
         <w:rPr>
@@ -114,6 +124,8 @@
           <w:color w:val="1C4076"/>
           <w:sz w:val="28"/>
         </w:rPr>
+        <w:t>2.</w:t>
+        <w:tab/>
         <w:t>Equal, timely and adequate disclosure</w:t>
       </w:r>
     </w:p>

--- a/docs/files/Investor_Relations_Policy__Policy_2026-10.docx
+++ b/docs/files/Investor_Relations_Policy__Policy_2026-10.docx
@@ -19,7 +19,7 @@
               <a:graphicData uri="http://schemas.openxmlformats.org/drawingml/2006/picture">
                 <pic:pic>
                   <pic:nvPicPr>
-                    <pic:cNvPr id="0" name="tmpkda2b2t6.png"/>
+                    <pic:cNvPr id="0" name="tmp5vp559ls.png"/>
                     <pic:cNvPicPr/>
                   </pic:nvPicPr>
                   <pic:blipFill>
@@ -76,10 +76,24 @@
     </w:p>
     <w:p>
       <w:pPr>
+        <w:tabs>
+          <w:tab w:pos="708" w:val="left"/>
+        </w:tabs>
         <w:spacing w:after="200"/>
-        <w:ind w:left="708" w:firstLine="0"/>
+        <w:ind w:left="708" w:hanging="708"/>
         <w:jc w:val="both"/>
       </w:pPr>
+      <w:r>
+        <w:rPr>
+          <w:rFonts w:ascii="Avenir Next LT Pro" w:hAnsi="Avenir Next LT Pro"/>
+          <w:b w:val="0"/>
+          <w:i w:val="0"/>
+          <w:color w:val="1C4076"/>
+          <w:sz w:val="22"/>
+        </w:rPr>
+        <w:t>1.1</w:t>
+        <w:tab/>
+      </w:r>
       <w:r>
         <w:rPr>
           <w:rFonts w:ascii="Avenir Next LT Pro" w:hAnsi="Avenir Next LT Pro"/>
@@ -93,9 +107,24 @@
     </w:p>
     <w:p>
       <w:pPr>
-        <w:pStyle w:val="ListBullet"/>
-        <w:spacing w:after="80"/>
+        <w:tabs>
+          <w:tab w:pos="708" w:val="left"/>
+        </w:tabs>
+        <w:spacing w:after="200"/>
+        <w:ind w:left="708" w:hanging="708"/>
+        <w:jc w:val="both"/>
       </w:pPr>
+      <w:r>
+        <w:rPr>
+          <w:rFonts w:ascii="Avenir Next LT Pro" w:hAnsi="Avenir Next LT Pro"/>
+          <w:b w:val="0"/>
+          <w:i w:val="0"/>
+          <w:color w:val="1C4076"/>
+          <w:sz w:val="22"/>
+        </w:rPr>
+        <w:t>1.2</w:t>
+        <w:tab/>
+      </w:r>
       <w:r>
         <w:rPr>
           <w:rFonts w:ascii="Avenir Next LT Pro" w:hAnsi="Avenir Next LT Pro"/>

--- a/docs/files/Investor_Relations_Policy__Policy_2026-10.docx
+++ b/docs/files/Investor_Relations_Policy__Policy_2026-10.docx
@@ -19,7 +19,7 @@
               <a:graphicData uri="http://schemas.openxmlformats.org/drawingml/2006/picture">
                 <pic:pic>
                   <pic:nvPicPr>
-                    <pic:cNvPr id="0" name="tmp5vp559ls.png"/>
+                    <pic:cNvPr id="0" name="tmpvkne4yr6.png"/>
                     <pic:cNvPicPr/>
                   </pic:nvPicPr>
                   <pic:blipFill>
@@ -306,10 +306,24 @@
     </w:p>
     <w:p>
       <w:pPr>
+        <w:tabs>
+          <w:tab w:pos="708" w:val="left"/>
+        </w:tabs>
         <w:spacing w:after="200"/>
-        <w:ind w:left="708" w:firstLine="0"/>
+        <w:ind w:left="708" w:hanging="708"/>
         <w:jc w:val="both"/>
       </w:pPr>
+      <w:r>
+        <w:rPr>
+          <w:rFonts w:ascii="Avenir Next LT Pro" w:hAnsi="Avenir Next LT Pro"/>
+          <w:b w:val="0"/>
+          <w:i w:val="0"/>
+          <w:color w:val="1C4076"/>
+          <w:sz w:val="22"/>
+        </w:rPr>
+        <w:t>3.1</w:t>
+        <w:tab/>
+      </w:r>
       <w:r>
         <w:rPr>
           <w:rFonts w:ascii="Avenir Next LT Pro" w:hAnsi="Avenir Next LT Pro"/>
@@ -323,10 +337,24 @@
     </w:p>
     <w:p>
       <w:pPr>
+        <w:tabs>
+          <w:tab w:pos="708" w:val="left"/>
+        </w:tabs>
         <w:spacing w:after="200"/>
-        <w:ind w:left="708" w:firstLine="0"/>
+        <w:ind w:left="708" w:hanging="708"/>
         <w:jc w:val="both"/>
       </w:pPr>
+      <w:r>
+        <w:rPr>
+          <w:rFonts w:ascii="Avenir Next LT Pro" w:hAnsi="Avenir Next LT Pro"/>
+          <w:b w:val="0"/>
+          <w:i w:val="0"/>
+          <w:color w:val="1C4076"/>
+          <w:sz w:val="22"/>
+        </w:rPr>
+        <w:t>3.1.1</w:t>
+        <w:tab/>
+      </w:r>
       <w:r>
         <w:rPr>
           <w:rFonts w:ascii="Avenir Next LT Pro" w:hAnsi="Avenir Next LT Pro"/>
@@ -340,10 +368,24 @@
     </w:p>
     <w:p>
       <w:pPr>
+        <w:tabs>
+          <w:tab w:pos="708" w:val="left"/>
+        </w:tabs>
         <w:spacing w:after="200"/>
-        <w:ind w:left="708" w:firstLine="0"/>
+        <w:ind w:left="708" w:hanging="708"/>
         <w:jc w:val="both"/>
       </w:pPr>
+      <w:r>
+        <w:rPr>
+          <w:rFonts w:ascii="Avenir Next LT Pro" w:hAnsi="Avenir Next LT Pro"/>
+          <w:b w:val="0"/>
+          <w:i w:val="0"/>
+          <w:color w:val="1C4076"/>
+          <w:sz w:val="22"/>
+        </w:rPr>
+        <w:t>3.1.2</w:t>
+        <w:tab/>
+      </w:r>
       <w:r>
         <w:rPr>
           <w:rFonts w:ascii="Avenir Next LT Pro" w:hAnsi="Avenir Next LT Pro"/>
@@ -357,10 +399,24 @@
     </w:p>
     <w:p>
       <w:pPr>
+        <w:tabs>
+          <w:tab w:pos="708" w:val="left"/>
+        </w:tabs>
         <w:spacing w:after="200"/>
-        <w:ind w:left="708" w:firstLine="0"/>
+        <w:ind w:left="708" w:hanging="708"/>
         <w:jc w:val="both"/>
       </w:pPr>
+      <w:r>
+        <w:rPr>
+          <w:rFonts w:ascii="Avenir Next LT Pro" w:hAnsi="Avenir Next LT Pro"/>
+          <w:b w:val="0"/>
+          <w:i w:val="0"/>
+          <w:color w:val="1C4076"/>
+          <w:sz w:val="22"/>
+        </w:rPr>
+        <w:t>3.1.3</w:t>
+        <w:tab/>
+      </w:r>
       <w:r>
         <w:rPr>
           <w:rFonts w:ascii="Avenir Next LT Pro" w:hAnsi="Avenir Next LT Pro"/>
@@ -374,10 +430,24 @@
     </w:p>
     <w:p>
       <w:pPr>
+        <w:tabs>
+          <w:tab w:pos="708" w:val="left"/>
+        </w:tabs>
         <w:spacing w:after="200"/>
-        <w:ind w:left="708" w:firstLine="0"/>
+        <w:ind w:left="708" w:hanging="708"/>
         <w:jc w:val="both"/>
       </w:pPr>
+      <w:r>
+        <w:rPr>
+          <w:rFonts w:ascii="Avenir Next LT Pro" w:hAnsi="Avenir Next LT Pro"/>
+          <w:b w:val="0"/>
+          <w:i w:val="0"/>
+          <w:color w:val="1C4076"/>
+          <w:sz w:val="22"/>
+        </w:rPr>
+        <w:t>3.1.4</w:t>
+        <w:tab/>
+      </w:r>
       <w:r>
         <w:rPr>
           <w:rFonts w:ascii="Avenir Next LT Pro" w:hAnsi="Avenir Next LT Pro"/>
@@ -391,10 +461,24 @@
     </w:p>
     <w:p>
       <w:pPr>
+        <w:tabs>
+          <w:tab w:pos="708" w:val="left"/>
+        </w:tabs>
         <w:spacing w:after="200"/>
-        <w:ind w:left="708" w:firstLine="0"/>
+        <w:ind w:left="708" w:hanging="708"/>
         <w:jc w:val="both"/>
       </w:pPr>
+      <w:r>
+        <w:rPr>
+          <w:rFonts w:ascii="Avenir Next LT Pro" w:hAnsi="Avenir Next LT Pro"/>
+          <w:b w:val="0"/>
+          <w:i w:val="0"/>
+          <w:color w:val="1C4076"/>
+          <w:sz w:val="22"/>
+        </w:rPr>
+        <w:t>3.1.5</w:t>
+        <w:tab/>
+      </w:r>
       <w:r>
         <w:rPr>
           <w:rFonts w:ascii="Avenir Next LT Pro" w:hAnsi="Avenir Next LT Pro"/>
@@ -430,10 +514,24 @@
     </w:p>
     <w:p>
       <w:pPr>
+        <w:tabs>
+          <w:tab w:pos="708" w:val="left"/>
+        </w:tabs>
         <w:spacing w:after="200"/>
-        <w:ind w:left="708" w:firstLine="0"/>
+        <w:ind w:left="708" w:hanging="708"/>
         <w:jc w:val="both"/>
       </w:pPr>
+      <w:r>
+        <w:rPr>
+          <w:rFonts w:ascii="Avenir Next LT Pro" w:hAnsi="Avenir Next LT Pro"/>
+          <w:b w:val="0"/>
+          <w:i w:val="0"/>
+          <w:color w:val="1C4076"/>
+          <w:sz w:val="22"/>
+        </w:rPr>
+        <w:t>4.1</w:t>
+        <w:tab/>
+      </w:r>
       <w:r>
         <w:rPr>
           <w:rFonts w:ascii="Avenir Next LT Pro" w:hAnsi="Avenir Next LT Pro"/>
@@ -447,10 +545,24 @@
     </w:p>
     <w:p>
       <w:pPr>
+        <w:tabs>
+          <w:tab w:pos="708" w:val="left"/>
+        </w:tabs>
         <w:spacing w:after="200"/>
-        <w:ind w:left="708" w:firstLine="0"/>
+        <w:ind w:left="708" w:hanging="708"/>
         <w:jc w:val="both"/>
       </w:pPr>
+      <w:r>
+        <w:rPr>
+          <w:rFonts w:ascii="Avenir Next LT Pro" w:hAnsi="Avenir Next LT Pro"/>
+          <w:b w:val="0"/>
+          <w:i w:val="0"/>
+          <w:color w:val="1C4076"/>
+          <w:sz w:val="22"/>
+        </w:rPr>
+        <w:t>4.2</w:t>
+        <w:tab/>
+      </w:r>
       <w:r>
         <w:rPr>
           <w:rFonts w:ascii="Avenir Next LT Pro" w:hAnsi="Avenir Next LT Pro"/>
@@ -560,9 +672,24 @@
     </w:p>
     <w:p>
       <w:pPr>
+        <w:tabs>
+          <w:tab w:pos="708" w:val="left"/>
+        </w:tabs>
         <w:spacing w:after="200"/>
+        <w:ind w:left="708" w:hanging="708"/>
         <w:jc w:val="both"/>
       </w:pPr>
+      <w:r>
+        <w:rPr>
+          <w:rFonts w:ascii="Avenir Next LT Pro" w:hAnsi="Avenir Next LT Pro"/>
+          <w:b w:val="0"/>
+          <w:i w:val="0"/>
+          <w:color w:val="1C4076"/>
+          <w:sz w:val="22"/>
+        </w:rPr>
+        <w:t>4.3</w:t>
+        <w:tab/>
+      </w:r>
       <w:r>
         <w:rPr>
           <w:rFonts w:ascii="Avenir Next LT Pro" w:hAnsi="Avenir Next LT Pro"/>
@@ -576,9 +703,24 @@
     </w:p>
     <w:p>
       <w:pPr>
+        <w:tabs>
+          <w:tab w:pos="708" w:val="left"/>
+        </w:tabs>
         <w:spacing w:after="200"/>
+        <w:ind w:left="708" w:hanging="708"/>
         <w:jc w:val="both"/>
       </w:pPr>
+      <w:r>
+        <w:rPr>
+          <w:rFonts w:ascii="Avenir Next LT Pro" w:hAnsi="Avenir Next LT Pro"/>
+          <w:b w:val="0"/>
+          <w:i w:val="0"/>
+          <w:color w:val="1C4076"/>
+          <w:sz w:val="22"/>
+        </w:rPr>
+        <w:t>4.4</w:t>
+        <w:tab/>
+      </w:r>
       <w:r>
         <w:rPr>
           <w:rFonts w:ascii="Avenir Next LT Pro" w:hAnsi="Avenir Next LT Pro"/>
@@ -614,10 +756,24 @@
     </w:p>
     <w:p>
       <w:pPr>
+        <w:tabs>
+          <w:tab w:pos="708" w:val="left"/>
+        </w:tabs>
         <w:spacing w:after="200"/>
-        <w:ind w:left="708" w:firstLine="0"/>
+        <w:ind w:left="708" w:hanging="708"/>
         <w:jc w:val="both"/>
       </w:pPr>
+      <w:r>
+        <w:rPr>
+          <w:rFonts w:ascii="Avenir Next LT Pro" w:hAnsi="Avenir Next LT Pro"/>
+          <w:b w:val="0"/>
+          <w:i w:val="0"/>
+          <w:color w:val="1C4076"/>
+          <w:sz w:val="22"/>
+        </w:rPr>
+        <w:t>5.1</w:t>
+        <w:tab/>
+      </w:r>
       <w:r>
         <w:rPr>
           <w:rFonts w:ascii="Avenir Next LT Pro" w:hAnsi="Avenir Next LT Pro"/>
@@ -711,9 +867,24 @@
     </w:p>
     <w:p>
       <w:pPr>
+        <w:tabs>
+          <w:tab w:pos="708" w:val="left"/>
+        </w:tabs>
         <w:spacing w:after="200"/>
+        <w:ind w:left="708" w:hanging="708"/>
         <w:jc w:val="both"/>
       </w:pPr>
+      <w:r>
+        <w:rPr>
+          <w:rFonts w:ascii="Avenir Next LT Pro" w:hAnsi="Avenir Next LT Pro"/>
+          <w:b w:val="0"/>
+          <w:i w:val="0"/>
+          <w:color w:val="1C4076"/>
+          <w:sz w:val="22"/>
+        </w:rPr>
+        <w:t>5.2</w:t>
+        <w:tab/>
+      </w:r>
       <w:r>
         <w:rPr>
           <w:rFonts w:ascii="Avenir Next LT Pro" w:hAnsi="Avenir Next LT Pro"/>
@@ -797,10 +968,24 @@
     </w:p>
     <w:p>
       <w:pPr>
+        <w:tabs>
+          <w:tab w:pos="708" w:val="left"/>
+        </w:tabs>
         <w:spacing w:after="200"/>
-        <w:ind w:left="708" w:firstLine="0"/>
+        <w:ind w:left="708" w:hanging="708"/>
         <w:jc w:val="both"/>
       </w:pPr>
+      <w:r>
+        <w:rPr>
+          <w:rFonts w:ascii="Avenir Next LT Pro" w:hAnsi="Avenir Next LT Pro"/>
+          <w:b w:val="0"/>
+          <w:i w:val="0"/>
+          <w:color w:val="1C4076"/>
+          <w:sz w:val="22"/>
+        </w:rPr>
+        <w:t>6.1</w:t>
+        <w:tab/>
+      </w:r>
       <w:r>
         <w:rPr>
           <w:rFonts w:ascii="Avenir Next LT Pro" w:hAnsi="Avenir Next LT Pro"/>
@@ -814,10 +999,24 @@
     </w:p>
     <w:p>
       <w:pPr>
+        <w:tabs>
+          <w:tab w:pos="708" w:val="left"/>
+        </w:tabs>
         <w:spacing w:after="200"/>
-        <w:ind w:left="708" w:firstLine="0"/>
+        <w:ind w:left="708" w:hanging="708"/>
         <w:jc w:val="both"/>
       </w:pPr>
+      <w:r>
+        <w:rPr>
+          <w:rFonts w:ascii="Avenir Next LT Pro" w:hAnsi="Avenir Next LT Pro"/>
+          <w:b w:val="0"/>
+          <w:i w:val="0"/>
+          <w:color w:val="1C4076"/>
+          <w:sz w:val="22"/>
+        </w:rPr>
+        <w:t>6.2</w:t>
+        <w:tab/>
+      </w:r>
       <w:r>
         <w:rPr>
           <w:rFonts w:ascii="Avenir Next LT Pro" w:hAnsi="Avenir Next LT Pro"/>
@@ -831,10 +1030,24 @@
     </w:p>
     <w:p>
       <w:pPr>
+        <w:tabs>
+          <w:tab w:pos="708" w:val="left"/>
+        </w:tabs>
         <w:spacing w:after="200"/>
-        <w:ind w:left="708" w:firstLine="0"/>
+        <w:ind w:left="708" w:hanging="708"/>
         <w:jc w:val="both"/>
       </w:pPr>
+      <w:r>
+        <w:rPr>
+          <w:rFonts w:ascii="Avenir Next LT Pro" w:hAnsi="Avenir Next LT Pro"/>
+          <w:b w:val="0"/>
+          <w:i w:val="0"/>
+          <w:color w:val="1C4076"/>
+          <w:sz w:val="22"/>
+        </w:rPr>
+        <w:t>6.3</w:t>
+        <w:tab/>
+      </w:r>
       <w:r>
         <w:rPr>
           <w:rFonts w:ascii="Avenir Next LT Pro" w:hAnsi="Avenir Next LT Pro"/>
@@ -848,10 +1061,24 @@
     </w:p>
     <w:p>
       <w:pPr>
+        <w:tabs>
+          <w:tab w:pos="708" w:val="left"/>
+        </w:tabs>
         <w:spacing w:after="200"/>
-        <w:ind w:left="708" w:firstLine="0"/>
+        <w:ind w:left="708" w:hanging="708"/>
         <w:jc w:val="both"/>
       </w:pPr>
+      <w:r>
+        <w:rPr>
+          <w:rFonts w:ascii="Avenir Next LT Pro" w:hAnsi="Avenir Next LT Pro"/>
+          <w:b w:val="0"/>
+          <w:i w:val="0"/>
+          <w:color w:val="1C4076"/>
+          <w:sz w:val="22"/>
+        </w:rPr>
+        <w:t>6.4</w:t>
+        <w:tab/>
+      </w:r>
       <w:r>
         <w:rPr>
           <w:rFonts w:ascii="Avenir Next LT Pro" w:hAnsi="Avenir Next LT Pro"/>
@@ -865,10 +1092,24 @@
     </w:p>
     <w:p>
       <w:pPr>
+        <w:tabs>
+          <w:tab w:pos="708" w:val="left"/>
+        </w:tabs>
         <w:spacing w:after="200"/>
-        <w:ind w:left="708" w:firstLine="0"/>
+        <w:ind w:left="708" w:hanging="708"/>
         <w:jc w:val="both"/>
       </w:pPr>
+      <w:r>
+        <w:rPr>
+          <w:rFonts w:ascii="Avenir Next LT Pro" w:hAnsi="Avenir Next LT Pro"/>
+          <w:b w:val="0"/>
+          <w:i w:val="0"/>
+          <w:color w:val="1C4076"/>
+          <w:sz w:val="22"/>
+        </w:rPr>
+        <w:t>6.5</w:t>
+        <w:tab/>
+      </w:r>
       <w:r>
         <w:rPr>
           <w:rFonts w:ascii="Avenir Next LT Pro" w:hAnsi="Avenir Next LT Pro"/>
@@ -882,10 +1123,24 @@
     </w:p>
     <w:p>
       <w:pPr>
+        <w:tabs>
+          <w:tab w:pos="708" w:val="left"/>
+        </w:tabs>
         <w:spacing w:after="200"/>
-        <w:ind w:left="708" w:firstLine="0"/>
+        <w:ind w:left="708" w:hanging="708"/>
         <w:jc w:val="both"/>
       </w:pPr>
+      <w:r>
+        <w:rPr>
+          <w:rFonts w:ascii="Avenir Next LT Pro" w:hAnsi="Avenir Next LT Pro"/>
+          <w:b w:val="0"/>
+          <w:i w:val="0"/>
+          <w:color w:val="1C4076"/>
+          <w:sz w:val="22"/>
+        </w:rPr>
+        <w:t>6.6</w:t>
+        <w:tab/>
+      </w:r>
       <w:r>
         <w:rPr>
           <w:rFonts w:ascii="Avenir Next LT Pro" w:hAnsi="Avenir Next LT Pro"/>
@@ -921,10 +1176,24 @@
     </w:p>
     <w:p>
       <w:pPr>
+        <w:tabs>
+          <w:tab w:pos="708" w:val="left"/>
+        </w:tabs>
         <w:spacing w:after="200"/>
-        <w:ind w:left="708" w:firstLine="0"/>
+        <w:ind w:left="708" w:hanging="708"/>
         <w:jc w:val="both"/>
       </w:pPr>
+      <w:r>
+        <w:rPr>
+          <w:rFonts w:ascii="Avenir Next LT Pro" w:hAnsi="Avenir Next LT Pro"/>
+          <w:b w:val="0"/>
+          <w:i w:val="0"/>
+          <w:color w:val="1C4076"/>
+          <w:sz w:val="22"/>
+        </w:rPr>
+        <w:t>7.1</w:t>
+        <w:tab/>
+      </w:r>
       <w:r>
         <w:rPr>
           <w:rFonts w:ascii="Avenir Next LT Pro" w:hAnsi="Avenir Next LT Pro"/>
@@ -938,10 +1207,24 @@
     </w:p>
     <w:p>
       <w:pPr>
+        <w:tabs>
+          <w:tab w:pos="708" w:val="left"/>
+        </w:tabs>
         <w:spacing w:after="200"/>
-        <w:ind w:left="708" w:firstLine="0"/>
+        <w:ind w:left="708" w:hanging="708"/>
         <w:jc w:val="both"/>
       </w:pPr>
+      <w:r>
+        <w:rPr>
+          <w:rFonts w:ascii="Avenir Next LT Pro" w:hAnsi="Avenir Next LT Pro"/>
+          <w:b w:val="0"/>
+          <w:i w:val="0"/>
+          <w:color w:val="1C4076"/>
+          <w:sz w:val="22"/>
+        </w:rPr>
+        <w:t>7.2</w:t>
+        <w:tab/>
+      </w:r>
       <w:r>
         <w:rPr>
           <w:rFonts w:ascii="Avenir Next LT Pro" w:hAnsi="Avenir Next LT Pro"/>

--- a/docs/files/Investor_Relations_Policy__Policy_2026-10.docx
+++ b/docs/files/Investor_Relations_Policy__Policy_2026-10.docx
@@ -19,7 +19,7 @@
               <a:graphicData uri="http://schemas.openxmlformats.org/drawingml/2006/picture">
                 <pic:pic>
                   <pic:nvPicPr>
-                    <pic:cNvPr id="0" name="tmpvkne4yr6.png"/>
+                    <pic:cNvPr id="0" name="tmpf7gauklj.png"/>
                     <pic:cNvPicPr/>
                   </pic:nvPicPr>
                   <pic:blipFill>
@@ -576,8 +576,11 @@
     </w:p>
     <w:p>
       <w:pPr>
-        <w:pStyle w:val="ListBullet"/>
-        <w:spacing w:after="80"/>
+        <w:tabs>
+          <w:tab w:pos="1416" w:val="left"/>
+        </w:tabs>
+        <w:spacing w:after="160"/>
+        <w:ind w:left="1416" w:hanging="708"/>
       </w:pPr>
       <w:r>
         <w:rPr>
@@ -587,13 +590,18 @@
           <w:color w:val="1C4076"/>
           <w:sz w:val="22"/>
         </w:rPr>
+        <w:t>•</w:t>
+        <w:tab/>
         <w:t>Investor and analyst one-on-one meetings, group meetings, and conference calls</w:t>
       </w:r>
     </w:p>
     <w:p>
       <w:pPr>
-        <w:pStyle w:val="ListBullet"/>
-        <w:spacing w:after="80"/>
+        <w:tabs>
+          <w:tab w:pos="1416" w:val="left"/>
+        </w:tabs>
+        <w:spacing w:after="160"/>
+        <w:ind w:left="1416" w:hanging="708"/>
       </w:pPr>
       <w:r>
         <w:rPr>
@@ -603,13 +611,18 @@
           <w:color w:val="1C4076"/>
           <w:sz w:val="22"/>
         </w:rPr>
+        <w:t>•</w:t>
+        <w:tab/>
         <w:t>Investor presentations</w:t>
       </w:r>
     </w:p>
     <w:p>
       <w:pPr>
-        <w:pStyle w:val="ListBullet"/>
-        <w:spacing w:after="80"/>
+        <w:tabs>
+          <w:tab w:pos="1416" w:val="left"/>
+        </w:tabs>
+        <w:spacing w:after="160"/>
+        <w:ind w:left="1416" w:hanging="708"/>
       </w:pPr>
       <w:r>
         <w:rPr>
@@ -619,13 +632,18 @@
           <w:color w:val="1C4076"/>
           <w:sz w:val="22"/>
         </w:rPr>
+        <w:t>•</w:t>
+        <w:tab/>
         <w:t>Investor roadshows</w:t>
       </w:r>
     </w:p>
     <w:p>
       <w:pPr>
-        <w:pStyle w:val="ListBullet"/>
-        <w:spacing w:after="80"/>
+        <w:tabs>
+          <w:tab w:pos="1416" w:val="left"/>
+        </w:tabs>
+        <w:spacing w:after="160"/>
+        <w:ind w:left="1416" w:hanging="708"/>
       </w:pPr>
       <w:r>
         <w:rPr>
@@ -635,13 +653,18 @@
           <w:color w:val="1C4076"/>
           <w:sz w:val="22"/>
         </w:rPr>
+        <w:t>•</w:t>
+        <w:tab/>
         <w:t>Capital Market Days and similar events</w:t>
       </w:r>
     </w:p>
     <w:p>
       <w:pPr>
-        <w:pStyle w:val="ListBullet"/>
-        <w:spacing w:after="80"/>
+        <w:tabs>
+          <w:tab w:pos="1416" w:val="left"/>
+        </w:tabs>
+        <w:spacing w:after="160"/>
+        <w:ind w:left="1416" w:hanging="708"/>
       </w:pPr>
       <w:r>
         <w:rPr>
@@ -651,13 +674,18 @@
           <w:color w:val="1C4076"/>
           <w:sz w:val="22"/>
         </w:rPr>
+        <w:t>•</w:t>
+        <w:tab/>
         <w:t>Quarterly online earnings calls targeting institutional investors</w:t>
       </w:r>
     </w:p>
     <w:p>
       <w:pPr>
-        <w:pStyle w:val="ListBullet"/>
-        <w:spacing w:after="80"/>
+        <w:tabs>
+          <w:tab w:pos="1416" w:val="left"/>
+        </w:tabs>
+        <w:spacing w:after="280"/>
+        <w:ind w:left="1416" w:hanging="708"/>
       </w:pPr>
       <w:r>
         <w:rPr>
@@ -667,6 +695,8 @@
           <w:color w:val="1C4076"/>
           <w:sz w:val="22"/>
         </w:rPr>
+        <w:t>•</w:t>
+        <w:tab/>
         <w:t>Online presentations targeting retail investors</w:t>
       </w:r>
     </w:p>
@@ -787,8 +817,11 @@
     </w:p>
     <w:p>
       <w:pPr>
-        <w:pStyle w:val="ListBullet"/>
-        <w:spacing w:after="80"/>
+        <w:tabs>
+          <w:tab w:pos="1416" w:val="left"/>
+        </w:tabs>
+        <w:spacing w:after="160"/>
+        <w:ind w:left="1416" w:hanging="708"/>
       </w:pPr>
       <w:r>
         <w:rPr>
@@ -798,13 +831,18 @@
           <w:color w:val="1C4076"/>
           <w:sz w:val="22"/>
         </w:rPr>
+        <w:t>•</w:t>
+        <w:tab/>
         <w:t>The Chair of the Board of Directors,</w:t>
       </w:r>
     </w:p>
     <w:p>
       <w:pPr>
-        <w:pStyle w:val="ListBullet"/>
-        <w:spacing w:after="80"/>
+        <w:tabs>
+          <w:tab w:pos="1416" w:val="left"/>
+        </w:tabs>
+        <w:spacing w:after="160"/>
+        <w:ind w:left="1416" w:hanging="708"/>
       </w:pPr>
       <w:r>
         <w:rPr>
@@ -814,13 +852,18 @@
           <w:color w:val="1C4076"/>
           <w:sz w:val="22"/>
         </w:rPr>
+        <w:t>•</w:t>
+        <w:tab/>
         <w:t>The Executive Management,</w:t>
       </w:r>
     </w:p>
     <w:p>
       <w:pPr>
-        <w:pStyle w:val="ListBullet"/>
-        <w:spacing w:after="80"/>
+        <w:tabs>
+          <w:tab w:pos="1416" w:val="left"/>
+        </w:tabs>
+        <w:spacing w:after="160"/>
+        <w:ind w:left="1416" w:hanging="708"/>
       </w:pPr>
       <w:r>
         <w:rPr>
@@ -830,13 +873,18 @@
           <w:color w:val="1C4076"/>
           <w:sz w:val="22"/>
         </w:rPr>
+        <w:t>•</w:t>
+        <w:tab/>
         <w:t>The VP, People, Purpose &amp; Communication,</w:t>
       </w:r>
     </w:p>
     <w:p>
       <w:pPr>
-        <w:pStyle w:val="ListBullet"/>
-        <w:spacing w:after="80"/>
+        <w:tabs>
+          <w:tab w:pos="1416" w:val="left"/>
+        </w:tabs>
+        <w:spacing w:after="160"/>
+        <w:ind w:left="1416" w:hanging="708"/>
       </w:pPr>
       <w:r>
         <w:rPr>
@@ -846,13 +894,18 @@
           <w:color w:val="1C4076"/>
           <w:sz w:val="22"/>
         </w:rPr>
+        <w:t>•</w:t>
+        <w:tab/>
         <w:t>The Investor Relations, and</w:t>
       </w:r>
     </w:p>
     <w:p>
       <w:pPr>
-        <w:pStyle w:val="ListBullet"/>
-        <w:spacing w:after="80"/>
+        <w:tabs>
+          <w:tab w:pos="1416" w:val="left"/>
+        </w:tabs>
+        <w:spacing w:after="280"/>
+        <w:ind w:left="1416" w:hanging="708"/>
       </w:pPr>
       <w:r>
         <w:rPr>
@@ -862,6 +915,8 @@
           <w:color w:val="1C4076"/>
           <w:sz w:val="22"/>
         </w:rPr>
+        <w:t>•</w:t>
+        <w:tab/>
         <w:t>Other persons authorized to do so on a particular matter.</w:t>
       </w:r>
     </w:p>
@@ -898,8 +953,11 @@
     </w:p>
     <w:p>
       <w:pPr>
-        <w:pStyle w:val="ListBullet"/>
-        <w:spacing w:after="80"/>
+        <w:tabs>
+          <w:tab w:pos="1416" w:val="left"/>
+        </w:tabs>
+        <w:spacing w:after="160"/>
+        <w:ind w:left="1416" w:hanging="708"/>
       </w:pPr>
       <w:r>
         <w:rPr>
@@ -909,13 +967,18 @@
           <w:color w:val="1C4076"/>
           <w:sz w:val="22"/>
         </w:rPr>
+        <w:t>•</w:t>
+        <w:tab/>
         <w:t>The Board of Directors and Executive Management have overall responsibility for adequate disclosure.</w:t>
       </w:r>
     </w:p>
     <w:p>
       <w:pPr>
-        <w:pStyle w:val="ListBullet"/>
-        <w:spacing w:after="80"/>
+        <w:tabs>
+          <w:tab w:pos="1416" w:val="left"/>
+        </w:tabs>
+        <w:spacing w:after="160"/>
+        <w:ind w:left="1416" w:hanging="708"/>
       </w:pPr>
       <w:r>
         <w:rPr>
@@ -925,13 +988,18 @@
           <w:color w:val="1C4076"/>
           <w:sz w:val="22"/>
         </w:rPr>
+        <w:t>•</w:t>
+        <w:tab/>
         <w:t>A Disclosure Committee consisting of the CEO, the CFO, the Chief Legal Officer, VP Strategy, Business Development &amp; M&amp;A and VP People, Purpose &amp; Communication shall assist with ensuring compliant disclosure.</w:t>
       </w:r>
     </w:p>
     <w:p>
       <w:pPr>
-        <w:pStyle w:val="ListBullet"/>
-        <w:spacing w:after="80"/>
+        <w:tabs>
+          <w:tab w:pos="1416" w:val="left"/>
+        </w:tabs>
+        <w:spacing w:after="280"/>
+        <w:ind w:left="1416" w:hanging="708"/>
       </w:pPr>
       <w:r>
         <w:rPr>
@@ -941,6 +1009,8 @@
           <w:color w:val="1C4076"/>
           <w:sz w:val="22"/>
         </w:rPr>
+        <w:t>•</w:t>
+        <w:tab/>
         <w:t>The Investor Relations, reporting to the CFO, is responsible for managing investor relations activities in BioMar.</w:t>
       </w:r>
     </w:p>
